--- a/PSE Riemann — VODIC 0.3.0 INSTALACIJA I ZIVI TEST.docx
+++ b/PSE Riemann — VODIC 0.3.0 INSTALACIJA I ZIVI TEST.docx
@@ -7,7 +7,7 @@
         <w:pStyle w:val="Heading1"/>
       </w:pPr>
       <w:r>
-        <w:t xml:space="preserve">PSE Riemann 0.3.0~rc1 — instalacija i živi test (za Andreja)</w:t>
+        <w:t xml:space="preserve">PSE Riemann 0.3.0~rc2 — instalacija i živi test (za Andreja)</w:t>
       </w:r>
     </w:p>
     <w:p>
@@ -16,7 +16,7 @@
         <w:ind w:left="0"/>
       </w:pPr>
       <w:r>
-        <w:t xml:space="preserve">Ovaj vodič je samo za tebe i ne ulazi u paket. Prati ga redom; svaki korak ima „šta treba da vidiš“ i mjesto za rezultat. Rezultate upiši u tabelu na kraju (ili mi ih samo izdiktiraj).</w:t>
+        <w:t xml:space="preserve">Ovaj vodič je samo za tebe i ne ulazi u paket. Prati ga redom: svaki korak ima „šta treba da vidiš“, a rezultat upiši u tabelu na kraju (ili mi ga samo izdiktiraj).</w:t>
       </w:r>
     </w:p>
     <w:p>
@@ -24,7 +24,7 @@
         <w:pStyle w:val="Heading1"/>
       </w:pPr>
       <w:r>
-        <w:t xml:space="preserve">0. Šta je u ovom izdanju</w:t>
+        <w:t xml:space="preserve">0. Šta je novo u rc2 (posle tvog prvog živog testa)</w:t>
       </w:r>
     </w:p>
     <w:p>
@@ -37,17 +37,14 @@
         <w:spacing w:after="60"/>
       </w:pPr>
       <w:r>
-        <w:t xml:space="preserve">Svaki agent je </w:t>
-      </w:r>
-      <w:r>
         <w:rPr>
           <w:b/>
           <w:bCs/>
         </w:rPr>
-        <w:t xml:space="preserve">PSE jedinica</w:t>
-      </w:r>
-      <w:r>
-        <w:t xml:space="preserve"> (θ, Doktor, Laboratorija, težine glasova).</w:t>
+        <w:t xml:space="preserve">Gemini 2.5 više ne odsijeca odgovore.</w:t>
+      </w:r>
+      <w:r>
+        <w:t xml:space="preserve"> Razmišljanje dobija svoj budžet iznad limita odgovora (pravilo 48 a).</w:t>
       </w:r>
     </w:p>
     <w:p>
@@ -64,60 +61,146 @@
           <w:b/>
           <w:bCs/>
         </w:rPr>
-        <w:t xml:space="preserve">Agent misije</w:t>
-      </w:r>
-      <w:r>
-        <w:t xml:space="preserve"> (razgovor o misiji), </w:t>
-      </w:r>
+        <w:t xml:space="preserve">Odsječen odgovor</w:t>
+      </w:r>
+      <w:r>
+        <w:t xml:space="preserve"> (bilo koji provajder) dobija jedan ponovni pokušaj sa dvostrukim limitom. Ako je i drugi odsječen, aplikacija to kaže (48 b).</w:t>
+      </w:r>
+    </w:p>
+    <w:p>
+      <w:pPr>
+        <w:pStyle w:val="ListParagraph"/>
+        <w:numPr>
+          <w:ilvl w:val="0"/>
+          <w:numId w:val="2"/>
+        </w:numPr>
+        <w:spacing w:after="60"/>
+      </w:pPr>
       <w:r>
         <w:rPr>
           <w:b/>
           <w:bCs/>
         </w:rPr>
-        <w:t xml:space="preserve">„Čeka tvoju odluku“ po grupama</w:t>
-      </w:r>
-      <w:r>
-        <w:t xml:space="preserve">, </w:t>
-      </w:r>
+        <w:t xml:space="preserve">Glas SHARED_LIB-a:</w:t>
+      </w:r>
+    </w:p>
+    <w:p>
+      <w:pPr>
+        <w:pStyle w:val="ListParagraph"/>
+        <w:numPr>
+          <w:ilvl w:val="0"/>
+          <w:numId w:val="2"/>
+        </w:numPr>
+        <w:spacing w:after="60"/>
+      </w:pPr>
+      <w:r>
+        <w:t xml:space="preserve">neispravan SQL dobija još jedan pokušaj sa greškom, a onda običnu rečenicu, nikad sirovo „QueryRefused“ (48 c);</w:t>
+      </w:r>
+    </w:p>
+    <w:p>
+      <w:pPr>
+        <w:pStyle w:val="ListParagraph"/>
+        <w:numPr>
+          <w:ilvl w:val="0"/>
+          <w:numId w:val="2"/>
+        </w:numPr>
+        <w:spacing w:after="60"/>
+      </w:pPr>
+      <w:r>
+        <w:t xml:space="preserve">imena misija su linkovi;</w:t>
+      </w:r>
+    </w:p>
+    <w:p>
+      <w:pPr>
+        <w:pStyle w:val="ListParagraph"/>
+        <w:numPr>
+          <w:ilvl w:val="0"/>
+          <w:numId w:val="2"/>
+        </w:numPr>
+        <w:spacing w:after="60"/>
+      </w:pPr>
+      <w:r>
+        <w:t xml:space="preserve">na pitanje koje traži sud daje link „Razgovaraj o misiji: X“ (47).</w:t>
+      </w:r>
+    </w:p>
+    <w:p>
+      <w:pPr>
+        <w:pStyle w:val="ListParagraph"/>
+        <w:numPr>
+          <w:ilvl w:val="0"/>
+          <w:numId w:val="2"/>
+        </w:numPr>
+        <w:spacing w:after="60"/>
+      </w:pPr>
       <w:r>
         <w:rPr>
           <w:b/>
           <w:bCs/>
         </w:rPr>
-        <w:t xml:space="preserve">SHARED_LIB govori ljudski</w:t>
-      </w:r>
-      <w:r>
-        <w:t xml:space="preserve">, </w:t>
-      </w:r>
+        <w:t xml:space="preserve">Čitač</w:t>
+      </w:r>
+      <w:r>
+        <w:t xml:space="preserve"> ima limit 200 + budžet razmišljanja. Odsječen JSON se u Laboratoriji vidi kao „čitač odsječen“, a ne tiho kao „bez čitača“ (48 d).</w:t>
+      </w:r>
+    </w:p>
+    <w:p>
+      <w:pPr>
+        <w:pStyle w:val="ListParagraph"/>
+        <w:numPr>
+          <w:ilvl w:val="0"/>
+          <w:numId w:val="2"/>
+        </w:numPr>
+        <w:spacing w:after="60"/>
+      </w:pPr>
       <w:r>
         <w:rPr>
           <w:b/>
           <w:bCs/>
         </w:rPr>
-        <w:t xml:space="preserve">prevod na zahtjev</w:t>
-      </w:r>
-      <w:r>
-        <w:t xml:space="preserve">, </w:t>
-      </w:r>
+        <w:t xml:space="preserve">Tab Misije je radni prostor</w:t>
+      </w:r>
+      <w:r>
+        <w:t xml:space="preserve"> (42): kartice lijevo, detalji, „Gdje si stao“ i pamćenje gore desno, razgovor dolje desno.</w:t>
+      </w:r>
+    </w:p>
+    <w:p>
+      <w:pPr>
+        <w:pStyle w:val="ListParagraph"/>
+        <w:numPr>
+          <w:ilvl w:val="0"/>
+          <w:numId w:val="2"/>
+        </w:numPr>
+        <w:spacing w:after="60"/>
+      </w:pPr>
       <w:r>
         <w:rPr>
           <w:b/>
           <w:bCs/>
         </w:rPr>
-        <w:t xml:space="preserve">traka menija</w:t>
-      </w:r>
-      <w:r>
-        <w:t xml:space="preserve">, </w:t>
-      </w:r>
+        <w:t xml:space="preserve">Klik na misiju odmah pokreće agenta</w:t>
+      </w:r>
+      <w:r>
+        <w:t xml:space="preserve"> (43). Agent čita prošli izbor radova i nove radove (🆕), a „Zadaj da čita…“ mu daje još štiva (44).</w:t>
+      </w:r>
+    </w:p>
+    <w:p>
+      <w:pPr>
+        <w:pStyle w:val="ListParagraph"/>
+        <w:numPr>
+          <w:ilvl w:val="0"/>
+          <w:numId w:val="2"/>
+        </w:numPr>
+        <w:spacing w:after="60"/>
+      </w:pPr>
       <w:r>
         <w:rPr>
           <w:b/>
           <w:bCs/>
         </w:rPr>
-        <w:t xml:space="preserve">dva paketa</w:t>
-      </w:r>
-      <w:r>
-        <w:t xml:space="preserve"> (tvoj i javni).</w:t>
+        <w:t xml:space="preserve">Pamćenje misije</w:t>
+      </w:r>
+      <w:r>
+        <w:t xml:space="preserve"> (45–46): agent ga predlaže na kraju sesije, a ti ga pregledaš i sačuvaš. Stari razgovor više ne čita.</w:t>
       </w:r>
     </w:p>
     <w:p>
@@ -134,27 +217,17 @@
         <w:ind w:left="0"/>
       </w:pPr>
       <w:r>
-        <w:t xml:space="preserve">Paket: </w:t>
+        <w:t xml:space="preserve">Paket je </w:t>
       </w:r>
       <w:r>
         <w:rPr>
           <w:rFonts w:ascii="Consolas" w:cs="Consolas" w:eastAsia="Consolas" w:hAnsi="Consolas"/>
           <w:color w:val="6B4A12"/>
         </w:rPr>
-        <w:t xml:space="preserve">~/Desktop/PSE Riemann/pse-riemann-andrej_0.3.0~rc1_amd64.deb</w:t>
-      </w:r>
-      <w:r>
-        <w:t xml:space="preserve">. On zamjenjuje stari </w:t>
-      </w:r>
-      <w:r>
-        <w:rPr>
-          <w:rFonts w:ascii="Consolas" w:cs="Consolas" w:eastAsia="Consolas" w:hAnsi="Consolas"/>
-          <w:color w:val="6B4A12"/>
-        </w:rPr>
-        <w:t xml:space="preserve">pse-riemann</w:t>
-      </w:r>
-      <w:r>
-        <w:t xml:space="preserve"> (0.2.0~rc2) — tvoji rezultati u „PSE Riemann rezultati“ ostaju.</w:t>
+        <w:t xml:space="preserve">~/Desktop/PSE Riemann/pse-riemann-andrej_0.3.0~rc2_amd64.deb</w:t>
+      </w:r>
+      <w:r>
+        <w:t xml:space="preserve">. Zamjenjuje rc1, a tvoji rezultati u „PSE Riemann rezultati“ ostaju.</w:t>
       </w:r>
     </w:p>
     <w:p>
@@ -170,7 +243,7 @@
           <w:sz w:val="20"/>
           <w:szCs w:val="20"/>
         </w:rPr>
-        <w:t xml:space="preserve">sudo apt install "$HOME/Desktop/PSE Riemann/pse-riemann-andrej_0.3.0~rc1_amd64.deb"</w:t>
+        <w:t xml:space="preserve">sudo apt install "$HOME/Desktop/PSE Riemann/pse-riemann-andrej_0.3.0~rc2_amd64.deb"</w:t>
       </w:r>
     </w:p>
     <w:p>
@@ -211,8 +284,18 @@
         </w:rPr>
         <w:t xml:space="preserve">Treba da vidiš:</w:t>
       </w:r>
-      <w:r>
-        <w:t xml:space="preserve"> na kraju </w:t>
+    </w:p>
+    <w:p>
+      <w:pPr>
+        <w:pStyle w:val="ListParagraph"/>
+        <w:numPr>
+          <w:ilvl w:val="0"/>
+          <w:numId w:val="2"/>
+        </w:numPr>
+        <w:spacing w:after="60"/>
+      </w:pPr>
+      <w:r>
+        <w:t xml:space="preserve">na kraju </w:t>
       </w:r>
       <w:r>
         <w:rPr>
@@ -222,7 +305,33 @@
         <w:t xml:space="preserve">✅ SVE PROLAZI</w:t>
       </w:r>
       <w:r>
-        <w:t xml:space="preserve">, „Izdanje: andrej“, „PSE: svaki agent je jedinica … 16 jedinica“, „sva 4 izvučena paketa se reprodukuju“.</w:t>
+        <w:t xml:space="preserve">;</w:t>
+      </w:r>
+    </w:p>
+    <w:p>
+      <w:pPr>
+        <w:pStyle w:val="ListParagraph"/>
+        <w:numPr>
+          <w:ilvl w:val="0"/>
+          <w:numId w:val="2"/>
+        </w:numPr>
+        <w:spacing w:after="60"/>
+      </w:pPr>
+      <w:r>
+        <w:t xml:space="preserve">„Izdanje: andrej“;</w:t>
+      </w:r>
+    </w:p>
+    <w:p>
+      <w:pPr>
+        <w:pStyle w:val="ListParagraph"/>
+        <w:numPr>
+          <w:ilvl w:val="0"/>
+          <w:numId w:val="2"/>
+        </w:numPr>
+        <w:spacing w:after="60"/>
+      </w:pPr>
+      <w:r>
+        <w:t xml:space="preserve">„PSE: svaki agent je jedinica …“.</w:t>
       </w:r>
     </w:p>
     <w:p>
@@ -230,102 +339,26 @@
         <w:pStyle w:val="Heading1"/>
       </w:pPr>
       <w:r>
-        <w:t xml:space="preserve">2. Prvo pokretanje</w:t>
-      </w:r>
-    </w:p>
-    <w:p>
-      <w:pPr>
-        <w:tabs>
-          <w:tab w:val="left" w:pos="460"/>
-        </w:tabs>
-        <w:spacing w:after="80"/>
-        <w:ind w:left="460" w:hanging="460"/>
-      </w:pPr>
-      <w:r>
-        <w:rPr>
-          <w:b/>
-          <w:bCs/>
-          <w:color w:val="B07A1E"/>
-        </w:rPr>
-        <w:t xml:space="preserve">1.	</w:t>
-      </w:r>
-      <w:r>
-        <w:t xml:space="preserve">Pokreni iz menija. </w:t>
+        <w:t xml:space="preserve">2. Živi test, korak po korak</w:t>
+      </w:r>
+    </w:p>
+    <w:p>
+      <w:pPr>
+        <w:spacing w:after="100"/>
+        <w:ind w:left="0"/>
+      </w:pPr>
+      <w:r>
+        <w:t xml:space="preserve">Glavni AI neka bude </w:t>
       </w:r>
       <w:r>
         <w:rPr>
           <w:b/>
           <w:bCs/>
         </w:rPr>
-        <w:t xml:space="preserve">Traka menija</w:t>
-      </w:r>
-      <w:r>
-        <w:t xml:space="preserve"> na vrhu: SHARED_LIB · Laboratorija · Podešavanje · Jezik · Pomoć.</w:t>
-      </w:r>
-    </w:p>
-    <w:p>
-      <w:pPr>
-        <w:tabs>
-          <w:tab w:val="left" w:pos="460"/>
-        </w:tabs>
-        <w:spacing w:after="80"/>
-        <w:ind w:left="460" w:hanging="460"/>
-      </w:pPr>
-      <w:r>
-        <w:rPr>
-          <w:b/>
-          <w:bCs/>
-          <w:color w:val="B07A1E"/>
-        </w:rPr>
-        <w:t xml:space="preserve">2.	</w:t>
-      </w:r>
-      <w:r>
-        <w:t xml:space="preserve">Gornja traka: pilula </w:t>
-      </w:r>
-      <w:r>
-        <w:rPr>
-          <w:b/>
-          <w:bCs/>
-        </w:rPr>
-        <w:t xml:space="preserve">„roj N · θ …“</w:t>
-      </w:r>
-      <w:r>
-        <w:t xml:space="preserve">. Pređi mišem preko nje.</w:t>
-      </w:r>
-    </w:p>
-    <w:p>
-      <w:pPr>
-        <w:tabs>
-          <w:tab w:val="left" w:pos="460"/>
-        </w:tabs>
-        <w:spacing w:after="80"/>
-        <w:ind w:left="460" w:hanging="460"/>
-      </w:pPr>
-      <w:r>
-        <w:rPr>
-          <w:b/>
-          <w:bCs/>
-          <w:color w:val="B07A1E"/>
-        </w:rPr>
-        <w:t xml:space="preserve">3.	</w:t>
-      </w:r>
-      <w:r>
-        <w:rPr>
-          <w:b/>
-          <w:bCs/>
-        </w:rPr>
-        <w:t xml:space="preserve">Pomoć → Vodič</w:t>
-      </w:r>
-      <w:r>
-        <w:t xml:space="preserve"> — kompletan vodič sa slikama; na kraju dodatak „Tvoje misije“.</w:t>
-      </w:r>
-    </w:p>
-    <w:p>
-      <w:pPr>
-        <w:pStyle w:val="Heading1"/>
-      </w:pPr>
-      <w:r>
-        <w:t xml:space="preserve">3. Živi test, korak po korak</w:t>
+        <w:t xml:space="preserve">Gemini 2.5 Flash</w:t>
+      </w:r>
+      <w:r>
+        <w:t xml:space="preserve"> (tu je bio problem), a skeptik/čitač OpenRouter ili GGUF, kao u rc1.</w:t>
       </w:r>
     </w:p>
     <w:tbl>
@@ -507,7 +540,7 @@
                 <w:sz w:val="19"/>
                 <w:szCs w:val="19"/>
               </w:rPr>
-              <w:t xml:space="preserve">Podešavanje: glavni = Claude, skeptik = DeepSeek (GGUF)</w:t>
+              <w:t xml:space="preserve">Chat, mod SHARED_LIB: „koje misije imam?“</w:t>
             </w:r>
           </w:p>
         </w:tc>
@@ -536,7 +569,23 @@
                 <w:sz w:val="19"/>
                 <w:szCs w:val="19"/>
               </w:rPr>
-              <w:t xml:space="preserve">obje pilule zelene/plave</w:t>
+              <w:t xml:space="preserve">rečenice; imena misija su </w:t>
+            </w:r>
+            <w:r>
+              <w:rPr>
+                <w:b/>
+                <w:bCs/>
+                <w:sz w:val="19"/>
+                <w:szCs w:val="19"/>
+              </w:rPr>
+              <w:t xml:space="preserve">linkovi</w:t>
+            </w:r>
+            <w:r>
+              <w:rPr>
+                <w:sz w:val="19"/>
+                <w:szCs w:val="19"/>
+              </w:rPr>
+              <w:t xml:space="preserve">; klik otvara tab Misije na toj misiji</w:t>
             </w:r>
           </w:p>
         </w:tc>
@@ -601,7 +650,7 @@
                 <w:sz w:val="19"/>
                 <w:szCs w:val="19"/>
               </w:rPr>
-              <w:t xml:space="preserve">Chat, mod SHARED_LIB: „koje misije imam?“</w:t>
+              <w:t xml:space="preserve">Chat, mod SHARED_LIB: slobodno pitanje (npr. „koliko kartica ima izvor sa arXiv-a?“)</w:t>
             </w:r>
           </w:p>
         </w:tc>
@@ -631,7 +680,7 @@
                 <w:sz w:val="19"/>
                 <w:szCs w:val="19"/>
               </w:rPr>
-              <w:t xml:space="preserve">rečenice („Imaš 3 misije…“), ispod </w:t>
+              <w:t xml:space="preserve">odgovor rečenicama, </w:t>
             </w:r>
             <w:r>
               <w:rPr>
@@ -640,14 +689,14 @@
                 <w:sz w:val="19"/>
                 <w:szCs w:val="19"/>
               </w:rPr>
-              <w:t xml:space="preserve">▸ prikaži odakle</w:t>
-            </w:r>
-            <w:r>
-              <w:rPr>
-                <w:sz w:val="19"/>
-                <w:szCs w:val="19"/>
-              </w:rPr>
-              <w:t xml:space="preserve"> (SQL + redovi)</w:t>
+              <w:t xml:space="preserve">ne</w:t>
+            </w:r>
+            <w:r>
+              <w:rPr>
+                <w:sz w:val="19"/>
+                <w:szCs w:val="19"/>
+              </w:rPr>
+              <w:t xml:space="preserve"> „QueryRefused“; ako ne uspije, obična rečenica, a detalj je pod „▸ prikaži odakle“</w:t>
             </w:r>
           </w:p>
         </w:tc>
@@ -710,7 +759,7 @@
                 <w:sz w:val="19"/>
                 <w:szCs w:val="19"/>
               </w:rPr>
-              <w:t xml:space="preserve">Chat, mod math: postavi pravo pitanje o misiji 1</w:t>
+              <w:t xml:space="preserve">Chat, mod SHARED_LIB: „Koji je najlakši sljedeći korak za misiju 1?“</w:t>
             </w:r>
           </w:p>
         </w:tc>
@@ -739,7 +788,7 @@
                 <w:sz w:val="19"/>
                 <w:szCs w:val="19"/>
               </w:rPr>
-              <w:t xml:space="preserve">odgovor; potez chat jedinice u Laboratoriji; </w:t>
+              <w:t xml:space="preserve">„baza na to ne odgovara“ + link </w:t>
             </w:r>
             <w:r>
               <w:rPr>
@@ -748,14 +797,7 @@
                 <w:sz w:val="19"/>
                 <w:szCs w:val="19"/>
               </w:rPr>
-              <w:t xml:space="preserve">zapiši koliko je trajao</w:t>
-            </w:r>
-            <w:r>
-              <w:rPr>
-                <w:sz w:val="19"/>
-                <w:szCs w:val="19"/>
-              </w:rPr>
-              <w:t xml:space="preserve"> (sa čitačem)</w:t>
+              <w:t xml:space="preserve">„Razgovaraj o misiji: …“</w:t>
             </w:r>
           </w:p>
         </w:tc>
@@ -820,7 +862,37 @@
                 <w:sz w:val="19"/>
                 <w:szCs w:val="19"/>
               </w:rPr>
-              <w:t xml:space="preserve">Misije → </w:t>
+              <w:t xml:space="preserve">Chat, mod math: dugo pitanje</w:t>
+            </w:r>
+          </w:p>
+        </w:tc>
+        <w:tc>
+          <w:tcPr>
+            <w:tcW w:type="dxa" w:w="6789"/>
+            <w:tcBorders>
+              <w:top w:val="single" w:color="D9D4C7" w:sz="4"/>
+              <w:left w:val="single" w:color="D9D4C7" w:sz="4"/>
+              <w:bottom w:val="single" w:color="D9D4C7" w:sz="4"/>
+              <w:right w:val="single" w:color="D9D4C7" w:sz="4"/>
+            </w:tcBorders>
+            <w:shd w:fill="F4F1EA" w:color="auto" w:val="clear"/>
+            <w:tcMar>
+              <w:top w:type="dxa" w:w="60"/>
+              <w:left w:type="dxa" w:w="100"/>
+              <w:bottom w:type="dxa" w:w="60"/>
+              <w:right w:type="dxa" w:w="100"/>
+            </w:tcMar>
+          </w:tcPr>
+          <w:p>
+            <w:pPr>
+              <w:spacing w:after="0"/>
+            </w:pPr>
+            <w:r>
+              <w:rPr>
+                <w:sz w:val="19"/>
+                <w:szCs w:val="19"/>
+              </w:rPr>
+              <w:t xml:space="preserve">odgovor </w:t>
             </w:r>
             <w:r>
               <w:rPr>
@@ -829,44 +901,14 @@
                 <w:sz w:val="19"/>
                 <w:szCs w:val="19"/>
               </w:rPr>
-              <w:t xml:space="preserve">Razgovaraj o misiji</w:t>
-            </w:r>
-            <w:r>
-              <w:rPr>
-                <w:sz w:val="19"/>
-                <w:szCs w:val="19"/>
-              </w:rPr>
-              <w:t xml:space="preserve"> → označi sve → Počni</w:t>
-            </w:r>
-          </w:p>
-        </w:tc>
-        <w:tc>
-          <w:tcPr>
-            <w:tcW w:type="dxa" w:w="6789"/>
-            <w:tcBorders>
-              <w:top w:val="single" w:color="D9D4C7" w:sz="4"/>
-              <w:left w:val="single" w:color="D9D4C7" w:sz="4"/>
-              <w:bottom w:val="single" w:color="D9D4C7" w:sz="4"/>
-              <w:right w:val="single" w:color="D9D4C7" w:sz="4"/>
-            </w:tcBorders>
-            <w:shd w:fill="F4F1EA" w:color="auto" w:val="clear"/>
-            <w:tcMar>
-              <w:top w:type="dxa" w:w="60"/>
-              <w:left w:type="dxa" w:w="100"/>
-              <w:bottom w:type="dxa" w:w="60"/>
-              <w:right w:type="dxa" w:w="100"/>
-            </w:tcMar>
-          </w:tcPr>
-          <w:p>
-            <w:pPr>
-              <w:spacing w:after="0"/>
-            </w:pPr>
-            <w:r>
-              <w:rPr>
-                <w:sz w:val="19"/>
-                <w:szCs w:val="19"/>
-              </w:rPr>
-              <w:t xml:space="preserve">agent kaže šta vidi i postavi ≤ 3 pitanja; skeptik napada odgovore sa brojevima</w:t>
+              <w:t xml:space="preserve">do kraja</w:t>
+            </w:r>
+            <w:r>
+              <w:rPr>
+                <w:sz w:val="19"/>
+                <w:szCs w:val="19"/>
+              </w:rPr>
+              <w:t xml:space="preserve">, nije odsječen usred riječi; ako ipak jeste: „[odgovor odsječen: …]“</w:t>
             </w:r>
           </w:p>
         </w:tc>
@@ -929,7 +971,36 @@
                 <w:sz w:val="19"/>
                 <w:szCs w:val="19"/>
               </w:rPr>
-              <w:t xml:space="preserve">Odgovori 2–3 puta, pa </w:t>
+              <w:t xml:space="preserve">Laboratorija → izaberi jedinicu chat</w:t>
+            </w:r>
+          </w:p>
+        </w:tc>
+        <w:tc>
+          <w:tcPr>
+            <w:tcW w:type="dxa" w:w="6789"/>
+            <w:tcBorders>
+              <w:top w:val="single" w:color="D9D4C7" w:sz="4"/>
+              <w:left w:val="single" w:color="D9D4C7" w:sz="4"/>
+              <w:bottom w:val="single" w:color="D9D4C7" w:sz="4"/>
+              <w:right w:val="single" w:color="D9D4C7" w:sz="4"/>
+            </w:tcBorders>
+            <w:tcMar>
+              <w:top w:type="dxa" w:w="60"/>
+              <w:left w:type="dxa" w:w="100"/>
+              <w:bottom w:type="dxa" w:w="60"/>
+              <w:right w:type="dxa" w:w="100"/>
+            </w:tcMar>
+          </w:tcPr>
+          <w:p>
+            <w:pPr>
+              <w:spacing w:after="0"/>
+            </w:pPr>
+            <w:r>
+              <w:rPr>
+                <w:sz w:val="19"/>
+                <w:szCs w:val="19"/>
+              </w:rPr>
+              <w:t xml:space="preserve">red </w:t>
             </w:r>
             <w:r>
               <w:rPr>
@@ -938,36 +1009,30 @@
                 <w:sz w:val="19"/>
                 <w:szCs w:val="19"/>
               </w:rPr>
-              <w:t xml:space="preserve">Sastavi zaključak</w:t>
-            </w:r>
-          </w:p>
-        </w:tc>
-        <w:tc>
-          <w:tcPr>
-            <w:tcW w:type="dxa" w:w="6789"/>
-            <w:tcBorders>
-              <w:top w:val="single" w:color="D9D4C7" w:sz="4"/>
-              <w:left w:val="single" w:color="D9D4C7" w:sz="4"/>
-              <w:bottom w:val="single" w:color="D9D4C7" w:sz="4"/>
-              <w:right w:val="single" w:color="D9D4C7" w:sz="4"/>
-            </w:tcBorders>
-            <w:tcMar>
-              <w:top w:type="dxa" w:w="60"/>
-              <w:left w:type="dxa" w:w="100"/>
-              <w:bottom w:type="dxa" w:w="60"/>
-              <w:right w:type="dxa" w:w="100"/>
-            </w:tcMar>
-          </w:tcPr>
-          <w:p>
-            <w:pPr>
-              <w:spacing w:after="0"/>
-            </w:pPr>
-            <w:r>
-              <w:rPr>
-                <w:sz w:val="19"/>
-                <w:szCs w:val="19"/>
-              </w:rPr>
-              <w:t xml:space="preserve">prijedlozi kao posebne stavke u „Čeka tvoju odluku“, grupisani pod misiju</w:t>
+              <w:t xml:space="preserve">„Čitač (zadnji potez)“</w:t>
+            </w:r>
+            <w:r>
+              <w:rPr>
+                <w:sz w:val="19"/>
+                <w:szCs w:val="19"/>
+              </w:rPr>
+              <w:t xml:space="preserve">: zapiši koliko je </w:t>
+            </w:r>
+            <w:r>
+              <w:rPr>
+                <w:b/>
+                <w:bCs/>
+                <w:sz w:val="19"/>
+                <w:szCs w:val="19"/>
+              </w:rPr>
+              <w:t xml:space="preserve">odsječen</w:t>
+            </w:r>
+            <w:r>
+              <w:rPr>
+                <w:sz w:val="19"/>
+                <w:szCs w:val="19"/>
+              </w:rPr>
+              <w:t xml:space="preserve"> od zadnjih 30</w:t>
             </w:r>
           </w:p>
         </w:tc>
@@ -1032,7 +1097,16 @@
                 <w:sz w:val="19"/>
                 <w:szCs w:val="19"/>
               </w:rPr>
-              <w:t xml:space="preserve">„Čeka tvoju odluku“: označi par radova → Odobri označene</w:t>
+              <w:t xml:space="preserve">Misije → </w:t>
+            </w:r>
+            <w:r>
+              <w:rPr>
+                <w:b/>
+                <w:bCs/>
+                <w:sz w:val="19"/>
+                <w:szCs w:val="19"/>
+              </w:rPr>
+              <w:t xml:space="preserve">klik na misiju 1</w:t>
             </w:r>
           </w:p>
         </w:tc>
@@ -1062,7 +1136,7 @@
                 <w:sz w:val="19"/>
                 <w:szCs w:val="19"/>
               </w:rPr>
-              <w:t xml:space="preserve">pitanje „Odobravaš N stavki?“; Doktorove mjere se ne označavaju grupno</w:t>
+              <w:t xml:space="preserve">agent sam napiše prvu poruku (šta vidi, gdje ste stali, ≤ 3 pitanja); prvi put čita sve radove</w:t>
             </w:r>
           </w:p>
         </w:tc>
@@ -1125,16 +1199,7 @@
                 <w:sz w:val="19"/>
                 <w:szCs w:val="19"/>
               </w:rPr>
-              <w:t xml:space="preserve">Desni klik na bilo koji tekst → </w:t>
-            </w:r>
-            <w:r>
-              <w:rPr>
-                <w:b/>
-                <w:bCs/>
-                <w:sz w:val="19"/>
-                <w:szCs w:val="19"/>
-              </w:rPr>
-              <w:t xml:space="preserve">Prevedi na engleski</w:t>
+              <w:t xml:space="preserve">Traka „N od M radova izabrano ▾“ → odštikliraj par radova, sklopi traku</w:t>
             </w:r>
           </w:p>
         </w:tc>
@@ -1163,7 +1228,7 @@
                 <w:sz w:val="19"/>
                 <w:szCs w:val="19"/>
               </w:rPr>
-              <w:t xml:space="preserve">prevod sa oznakom „mašinski prevod (model, datum)“; Prikaži original vraća</w:t>
+              <w:t xml:space="preserve">u razgovoru „Izbor radova: …“; agent čita novi izbor</w:t>
             </w:r>
           </w:p>
         </w:tc>
@@ -1228,7 +1293,7 @@
                 <w:sz w:val="19"/>
                 <w:szCs w:val="19"/>
               </w:rPr>
-              <w:t xml:space="preserve">Editor: otvori bilješku → desni klik → Prevedi</w:t>
+              <w:t xml:space="preserve">„Zadaj da čita…“ → Puni tekst arXiv rada</w:t>
             </w:r>
           </w:p>
         </w:tc>
@@ -1258,16 +1323,7 @@
                 <w:sz w:val="19"/>
                 <w:szCs w:val="19"/>
               </w:rPr>
-              <w:t xml:space="preserve">prevod u pregledu; pored fajla </w:t>
-            </w:r>
-            <w:r>
-              <w:rPr>
-                <w:rFonts w:ascii="Consolas" w:cs="Consolas" w:eastAsia="Consolas" w:hAnsi="Consolas"/>
-                <w:color w:val="6B4A12"/>
-                <w:sz w:val="19"/>
-                <w:szCs w:val="19"/>
-              </w:rPr>
-              <w:t xml:space="preserve">….en-masinski.md</w:t>
+              <w:t xml:space="preserve">„Zadato…“/„Učitan puni tekst…“ u razgovoru</w:t>
             </w:r>
           </w:p>
         </w:tc>
@@ -1327,19 +1383,19 @@
             </w:pPr>
             <w:r>
               <w:rPr>
+                <w:sz w:val="19"/>
+                <w:szCs w:val="19"/>
+              </w:rPr>
+              <w:t xml:space="preserve">Razgovaraj 2–3 poteza, pa </w:t>
+            </w:r>
+            <w:r>
+              <w:rPr>
                 <w:b/>
                 <w:bCs/>
                 <w:sz w:val="19"/>
                 <w:szCs w:val="19"/>
               </w:rPr>
-              <w:t xml:space="preserve">Laboratorija</w:t>
-            </w:r>
-            <w:r>
-              <w:rPr>
-                <w:sz w:val="19"/>
-                <w:szCs w:val="19"/>
-              </w:rPr>
-              <w:t xml:space="preserve"> (prvi put u sesiji)</w:t>
+              <w:t xml:space="preserve">Završi razgovor</w:t>
             </w:r>
           </w:p>
         </w:tc>
@@ -1363,6 +1419,13 @@
             <w:pPr>
               <w:spacing w:after="0"/>
             </w:pPr>
+            <w:r>
+              <w:rPr>
+                <w:sz w:val="19"/>
+                <w:szCs w:val="19"/>
+              </w:rPr>
+              <w:t xml:space="preserve">za par sekundi gore desno </w:t>
+            </w:r>
             <w:r>
               <w:rPr>
                 <w:b/>
@@ -1370,14 +1433,14 @@
                 <w:sz w:val="19"/>
                 <w:szCs w:val="19"/>
               </w:rPr>
-              <w:t xml:space="preserve">3 s bip</w:t>
-            </w:r>
-            <w:r>
-              <w:rPr>
-                <w:sz w:val="19"/>
-                <w:szCs w:val="19"/>
-              </w:rPr>
-              <w:t xml:space="preserve"> + crveni natpis; tabela jedinica</w:t>
+              <w:t xml:space="preserve">Pamćenje misije · nepregledano</w:t>
+            </w:r>
+            <w:r>
+              <w:rPr>
+                <w:sz w:val="19"/>
+                <w:szCs w:val="19"/>
+              </w:rPr>
+              <w:t xml:space="preserve"> sa stavkama</w:t>
             </w:r>
           </w:p>
         </w:tc>
@@ -1442,7 +1505,16 @@
                 <w:sz w:val="19"/>
                 <w:szCs w:val="19"/>
               </w:rPr>
-              <w:t xml:space="preserve">Laboratorija: Nova probna jedinica → Probni potez: bez provjere</w:t>
+              <w:t xml:space="preserve">Odštikliraj jednu stavku, dvoklikom ispravi drugu, </w:t>
+            </w:r>
+            <w:r>
+              <w:rPr>
+                <w:b/>
+                <w:bCs/>
+                <w:sz w:val="19"/>
+                <w:szCs w:val="19"/>
+              </w:rPr>
+              <w:t xml:space="preserve">Sačuvaj pamćenje</w:t>
             </w:r>
           </w:p>
         </w:tc>
@@ -1472,7 +1544,7 @@
                 <w:sz w:val="19"/>
                 <w:szCs w:val="19"/>
               </w:rPr>
-              <w:t xml:space="preserve">Doktor → mjera u „Čeka tvoju odluku“ (jedna po jedna)</w:t>
+              <w:t xml:space="preserve">„pregledano“; stavke kako si ih ostavio</w:t>
             </w:r>
           </w:p>
         </w:tc>
@@ -1535,7 +1607,7 @@
                 <w:sz w:val="19"/>
                 <w:szCs w:val="19"/>
               </w:rPr>
-              <w:t xml:space="preserve">SHARED_LIB → Stanje roja</w:t>
+              <w:t xml:space="preserve">Ponovo klik na misiju 1</w:t>
             </w:r>
           </w:p>
         </w:tc>
@@ -1564,7 +1636,7 @@
                 <w:sz w:val="19"/>
                 <w:szCs w:val="19"/>
               </w:rPr>
-              <w:t xml:space="preserve">tabela svih jedinica</w:t>
+              <w:t xml:space="preserve">agent kreće od pamćenja („prošli put smo…“), ne od starog razgovora; radovi = prošli izbor + 🆕 novi</w:t>
             </w:r>
           </w:p>
         </w:tc>
@@ -1629,7 +1701,7 @@
                 <w:sz w:val="19"/>
                 <w:szCs w:val="19"/>
               </w:rPr>
-              <w:t xml:space="preserve">SHARED_LIB → Težine glasova → Predloži sada</w:t>
+              <w:t xml:space="preserve">Razgovaraj o misiji 2, pa klik na misiju 3 (bez „Završi“)</w:t>
             </w:r>
           </w:p>
         </w:tc>
@@ -1659,7 +1731,7 @@
                 <w:sz w:val="19"/>
                 <w:szCs w:val="19"/>
               </w:rPr>
-              <w:t xml:space="preserve">„Nedovoljno podataka: n/200“ (očekivano)</w:t>
+              <w:t xml:space="preserve">misija 2 dobija pamćenje „nepregledano“ (prelazak na drugu misiju)</w:t>
             </w:r>
           </w:p>
         </w:tc>
@@ -1722,7 +1794,7 @@
                 <w:sz w:val="19"/>
                 <w:szCs w:val="19"/>
               </w:rPr>
-              <w:t xml:space="preserve">Jezik → English (restart)</w:t>
+              <w:t xml:space="preserve">Povuci granicu između gornjeg i donjeg dijela</w:t>
             </w:r>
           </w:p>
         </w:tc>
@@ -1751,7 +1823,7 @@
                 <w:sz w:val="19"/>
                 <w:szCs w:val="19"/>
               </w:rPr>
-              <w:t xml:space="preserve">cijeli interfejs na engleskom; sadržaj (misije) ostaje izvoran</w:t>
+              <w:t xml:space="preserve">oba dijela se mijenjaju; unos razgovora uvijek vidljiv</w:t>
             </w:r>
           </w:p>
         </w:tc>
@@ -1816,6 +1888,193 @@
                 <w:sz w:val="19"/>
                 <w:szCs w:val="19"/>
               </w:rPr>
+              <w:t xml:space="preserve">Zatvori aplikaciju usred razgovora</w:t>
+            </w:r>
+          </w:p>
+        </w:tc>
+        <w:tc>
+          <w:tcPr>
+            <w:tcW w:type="dxa" w:w="6789"/>
+            <w:tcBorders>
+              <w:top w:val="single" w:color="D9D4C7" w:sz="4"/>
+              <w:left w:val="single" w:color="D9D4C7" w:sz="4"/>
+              <w:bottom w:val="single" w:color="D9D4C7" w:sz="4"/>
+              <w:right w:val="single" w:color="D9D4C7" w:sz="4"/>
+            </w:tcBorders>
+            <w:shd w:fill="F4F1EA" w:color="auto" w:val="clear"/>
+            <w:tcMar>
+              <w:top w:type="dxa" w:w="60"/>
+              <w:left w:type="dxa" w:w="100"/>
+              <w:bottom w:type="dxa" w:w="60"/>
+              <w:right w:type="dxa" w:w="100"/>
+            </w:tcMar>
+          </w:tcPr>
+          <w:p>
+            <w:pPr>
+              <w:spacing w:after="0"/>
+            </w:pPr>
+            <w:r>
+              <w:rPr>
+                <w:sz w:val="19"/>
+                <w:szCs w:val="19"/>
+              </w:rPr>
+              <w:t xml:space="preserve">statusna linija „Agent misije predlaže pamćenje…“, pa se zatvori (najviše ~30 s)</w:t>
+            </w:r>
+          </w:p>
+        </w:tc>
+      </w:tr>
+      <w:tr>
+        <w:trPr>
+          <w:tblHeader w:val="off"/>
+        </w:trPr>
+        <w:tc>
+          <w:tcPr>
+            <w:tcW w:type="dxa" w:w="678"/>
+            <w:tcBorders>
+              <w:top w:val="single" w:color="D9D4C7" w:sz="4"/>
+              <w:left w:val="single" w:color="D9D4C7" w:sz="4"/>
+              <w:bottom w:val="single" w:color="D9D4C7" w:sz="4"/>
+              <w:right w:val="single" w:color="D9D4C7" w:sz="4"/>
+            </w:tcBorders>
+            <w:tcMar>
+              <w:top w:type="dxa" w:w="60"/>
+              <w:left w:type="dxa" w:w="100"/>
+              <w:bottom w:type="dxa" w:w="60"/>
+              <w:right w:type="dxa" w:w="100"/>
+            </w:tcMar>
+          </w:tcPr>
+          <w:p>
+            <w:pPr>
+              <w:spacing w:after="0"/>
+            </w:pPr>
+            <w:r>
+              <w:rPr>
+                <w:sz w:val="19"/>
+                <w:szCs w:val="19"/>
+              </w:rPr>
+              <w:t xml:space="preserve">15</w:t>
+            </w:r>
+          </w:p>
+        </w:tc>
+        <w:tc>
+          <w:tcPr>
+            <w:tcW w:type="dxa" w:w="2171"/>
+            <w:tcBorders>
+              <w:top w:val="single" w:color="D9D4C7" w:sz="4"/>
+              <w:left w:val="single" w:color="D9D4C7" w:sz="4"/>
+              <w:bottom w:val="single" w:color="D9D4C7" w:sz="4"/>
+              <w:right w:val="single" w:color="D9D4C7" w:sz="4"/>
+            </w:tcBorders>
+            <w:tcMar>
+              <w:top w:type="dxa" w:w="60"/>
+              <w:left w:type="dxa" w:w="100"/>
+              <w:bottom w:type="dxa" w:w="60"/>
+              <w:right w:type="dxa" w:w="100"/>
+            </w:tcMar>
+          </w:tcPr>
+          <w:p>
+            <w:pPr>
+              <w:spacing w:after="0"/>
+            </w:pPr>
+            <w:r>
+              <w:rPr>
+                <w:sz w:val="19"/>
+                <w:szCs w:val="19"/>
+              </w:rPr>
+              <w:t xml:space="preserve">Na Aceru (1366 piksela)</w:t>
+            </w:r>
+          </w:p>
+        </w:tc>
+        <w:tc>
+          <w:tcPr>
+            <w:tcW w:type="dxa" w:w="6789"/>
+            <w:tcBorders>
+              <w:top w:val="single" w:color="D9D4C7" w:sz="4"/>
+              <w:left w:val="single" w:color="D9D4C7" w:sz="4"/>
+              <w:bottom w:val="single" w:color="D9D4C7" w:sz="4"/>
+              <w:right w:val="single" w:color="D9D4C7" w:sz="4"/>
+            </w:tcBorders>
+            <w:tcMar>
+              <w:top w:type="dxa" w:w="60"/>
+              <w:left w:type="dxa" w:w="100"/>
+              <w:bottom w:type="dxa" w:w="60"/>
+              <w:right w:type="dxa" w:w="100"/>
+            </w:tcMar>
+          </w:tcPr>
+          <w:p>
+            <w:pPr>
+              <w:spacing w:after="0"/>
+            </w:pPr>
+            <w:r>
+              <w:rPr>
+                <w:sz w:val="19"/>
+                <w:szCs w:val="19"/>
+              </w:rPr>
+              <w:t xml:space="preserve">radni prostor stane; ništa bitno van ekrana</w:t>
+            </w:r>
+          </w:p>
+        </w:tc>
+      </w:tr>
+      <w:tr>
+        <w:trPr>
+          <w:tblHeader w:val="off"/>
+        </w:trPr>
+        <w:tc>
+          <w:tcPr>
+            <w:tcW w:type="dxa" w:w="678"/>
+            <w:tcBorders>
+              <w:top w:val="single" w:color="D9D4C7" w:sz="4"/>
+              <w:left w:val="single" w:color="D9D4C7" w:sz="4"/>
+              <w:bottom w:val="single" w:color="D9D4C7" w:sz="4"/>
+              <w:right w:val="single" w:color="D9D4C7" w:sz="4"/>
+            </w:tcBorders>
+            <w:shd w:fill="F4F1EA" w:color="auto" w:val="clear"/>
+            <w:tcMar>
+              <w:top w:type="dxa" w:w="60"/>
+              <w:left w:type="dxa" w:w="100"/>
+              <w:bottom w:type="dxa" w:w="60"/>
+              <w:right w:type="dxa" w:w="100"/>
+            </w:tcMar>
+          </w:tcPr>
+          <w:p>
+            <w:pPr>
+              <w:spacing w:after="0"/>
+            </w:pPr>
+            <w:r>
+              <w:rPr>
+                <w:sz w:val="19"/>
+                <w:szCs w:val="19"/>
+              </w:rPr>
+              <w:t xml:space="preserve">16</w:t>
+            </w:r>
+          </w:p>
+        </w:tc>
+        <w:tc>
+          <w:tcPr>
+            <w:tcW w:type="dxa" w:w="2171"/>
+            <w:tcBorders>
+              <w:top w:val="single" w:color="D9D4C7" w:sz="4"/>
+              <w:left w:val="single" w:color="D9D4C7" w:sz="4"/>
+              <w:bottom w:val="single" w:color="D9D4C7" w:sz="4"/>
+              <w:right w:val="single" w:color="D9D4C7" w:sz="4"/>
+            </w:tcBorders>
+            <w:shd w:fill="F4F1EA" w:color="auto" w:val="clear"/>
+            <w:tcMar>
+              <w:top w:type="dxa" w:w="60"/>
+              <w:left w:type="dxa" w:w="100"/>
+              <w:bottom w:type="dxa" w:w="60"/>
+              <w:right w:type="dxa" w:w="100"/>
+            </w:tcMar>
+          </w:tcPr>
+          <w:p>
+            <w:pPr>
+              <w:spacing w:after="0"/>
+            </w:pPr>
+            <w:r>
+              <w:rPr>
+                <w:sz w:val="19"/>
+                <w:szCs w:val="19"/>
+              </w:rPr>
               <w:t xml:space="preserve">Radi normalno </w:t>
             </w:r>
             <w:r>
@@ -1873,7 +2132,7 @@
         <w:pStyle w:val="Heading1"/>
       </w:pPr>
       <w:r>
-        <w:t xml:space="preserve">4. Kalibracija — ono što mi je najvažnije</w:t>
+        <w:t xml:space="preserve">3. Kalibracija (ostala iz rc1)</w:t>
       </w:r>
     </w:p>
     <w:p>
@@ -1882,7 +2141,7 @@
         <w:ind w:left="0"/>
       </w:pPr>
       <w:r>
-        <w:t xml:space="preserve">θ se trenutno mjeri </w:t>
+        <w:t xml:space="preserve">θ se i dalje mjeri </w:t>
       </w:r>
       <w:r>
         <w:rPr>
@@ -1892,7 +2151,7 @@
         <w:t xml:space="preserve">doslovno po potezu</w:t>
       </w:r>
       <w:r>
-        <w:t xml:space="preserve"> (dogovor, pravilo 40). Zapiši:</w:t>
+        <w:t xml:space="preserve"> (pravilo 40). Zapiši:</w:t>
       </w:r>
     </w:p>
     <w:p>
@@ -1912,7 +2171,7 @@
         <w:t xml:space="preserve">Doktorovih mjera za 1 sat rada:</w:t>
       </w:r>
       <w:r>
-        <w:t xml:space="preserve"> ___ (koje jedinice, koji okidači — vidi Laboratoriju → Dnevnik Doktora)</w:t>
+        <w:t xml:space="preserve"> ___ (koje jedinice, koji okidači — Laboratorija → Dnevnik Doktora)</w:t>
       </w:r>
     </w:p>
     <w:p>
@@ -1945,7 +2204,35 @@
         <w:spacing w:after="60"/>
       </w:pPr>
       <w:r>
+        <w:rPr>
+          <w:b/>
+          <w:bCs/>
+        </w:rPr>
+        <w:t xml:space="preserve">Čitač odsječen</w:t>
+      </w:r>
+      <w:r>
+        <w:t xml:space="preserve"> (korak 5): ___ od 30</w:t>
+      </w:r>
+    </w:p>
+    <w:p>
+      <w:pPr>
+        <w:pStyle w:val="ListParagraph"/>
+        <w:numPr>
+          <w:ilvl w:val="0"/>
+          <w:numId w:val="2"/>
+        </w:numPr>
+        <w:spacing w:after="60"/>
+      </w:pPr>
+      <w:r>
         <w:t xml:space="preserve">Da li su mjere imale smisla? ___</w:t>
+      </w:r>
+    </w:p>
+    <w:p>
+      <w:pPr>
+        <w:pStyle w:val="Heading1"/>
+      </w:pPr>
+      <w:r>
+        <w:t xml:space="preserve">4. Javni paket (opciono)</w:t>
       </w:r>
     </w:p>
     <w:p>
@@ -1953,18 +2240,15 @@
         <w:spacing w:after="100"/>
         <w:ind w:left="0"/>
       </w:pPr>
-      <w:r>
-        <w:t xml:space="preserve">Ako je mjera previše: opcije su klizni prosjek θ (λ = 0,2) ili veća amplituda (vidi </w:t>
-      </w:r>
       <w:r>
         <w:rPr>
           <w:rFonts w:ascii="Consolas" w:cs="Consolas" w:eastAsia="Consolas" w:hAnsi="Consolas"/>
           <w:color w:val="6B4A12"/>
         </w:rPr>
-        <w:t xml:space="preserve">docs/ZA-ANDREJA.md</w:t>
-      </w:r>
-      <w:r>
-        <w:t xml:space="preserve">).</w:t>
+        <w:t xml:space="preserve">pse-riemann_0.3.0~rc2_amd64.deb</w:t>
+      </w:r>
+      <w:r>
+        <w:t xml:space="preserve"> je za druge ljude: prazne misije, prazan vault i „+ Nova misija“. Ne instaliraj ga preko svog; probaj ga na drugom računaru ili u virtuelnoj mašini.</w:t>
       </w:r>
     </w:p>
     <w:p>
@@ -1972,31 +2256,7 @@
         <w:pStyle w:val="Heading1"/>
       </w:pPr>
       <w:r>
-        <w:t xml:space="preserve">5. Javni paket (provjera, opciono)</w:t>
-      </w:r>
-    </w:p>
-    <w:p>
-      <w:pPr>
-        <w:spacing w:after="100"/>
-        <w:ind w:left="0"/>
-      </w:pPr>
-      <w:r>
-        <w:rPr>
-          <w:rFonts w:ascii="Consolas" w:cs="Consolas" w:eastAsia="Consolas" w:hAnsi="Consolas"/>
-          <w:color w:val="6B4A12"/>
-        </w:rPr>
-        <w:t xml:space="preserve">pse-riemann_0.3.0~rc1_amd64.deb</w:t>
-      </w:r>
-      <w:r>
-        <w:t xml:space="preserve"> je za druge ljude: prazne misije, prazan vault, „Nova misija…“. Ne instaliraj ga preko svog (zamijenio bi tvoj); ako želiš da ga vidiš, probaj na drugom računaru ili u virtuelnoj mašini.</w:t>
-      </w:r>
-    </w:p>
-    <w:p>
-      <w:pPr>
-        <w:pStyle w:val="Heading1"/>
-      </w:pPr>
-      <w:r>
-        <w:t xml:space="preserve">6. Rezultati</w:t>
+        <w:t xml:space="preserve">5. Rezultati</w:t>
       </w:r>
     </w:p>
     <w:tbl>
@@ -2149,7 +2409,7 @@
                 <w:sz w:val="19"/>
                 <w:szCs w:val="19"/>
               </w:rPr>
-              <w:t xml:space="preserve">1–14</w:t>
+              <w:t xml:space="preserve">1–16</w:t>
             </w:r>
           </w:p>
         </w:tc>
@@ -2319,7 +2579,7 @@
         <w:ind w:left="0"/>
       </w:pPr>
       <w:r>
-        <w:t xml:space="preserve">Kad završiš: reci mi rezultate i da li da pushujem lokalne commitove (spisak u </w:t>
+        <w:t xml:space="preserve">Kad završiš, javi mi rezultate. Prije toga (ili tada) reci „pushuj“ da pošaljem lokalne commitove, a „spoji u main“ tek kad je sve u redu (</w:t>
       </w:r>
       <w:r>
         <w:rPr>
@@ -2392,7 +2652,7 @@
         <w:sz w:val="16"/>
         <w:szCs w:val="16"/>
       </w:rPr>
-      <w:t xml:space="preserve">PSE Riemann 0.3.0~rc1 — instalacija i živi test (za Andreja) · strana </w:t>
+      <w:t xml:space="preserve">PSE Riemann 0.3.0~rc2 — instalacija i živi test (za Andreja) · strana </w:t>
     </w:r>
     <w:r>
       <w:rPr>
